--- a/ISL_ViT_Tiny_Review_Pack.docx
+++ b/ISL_ViT_Tiny_Review_Pack.docx
@@ -4057,7 +4057,7 @@
           <w:sz w:val="20"/>
           <w:szCs w:val="20"/>
         </w:rPr>
-        <w:t xml:space="preserve">The same model on a random split reaches </w:t>
+        <w:t xml:space="preserve">A 50-word model of the same recipe reaches </w:t>
       </w:r>
       <w:r>
         <w:rPr>
@@ -4069,7 +4069,7 @@
           <w:sz w:val="20"/>
           <w:szCs w:val="20"/>
         </w:rPr>
-        <w:t xml:space="preserve">97.9 %</w:t>
+        <w:t xml:space="preserve">98.5 %</w:t>
       </w:r>
       <w:r>
         <w:rPr>
@@ -4081,7 +4081,7 @@
           <w:sz w:val="20"/>
           <w:szCs w:val="20"/>
         </w:rPr>
-        <w:t xml:space="preserve">, so 22.1 points of leakage remain visible between the two protocols even after the honest number has been raised (Figure 9.2). The project’s value is that both numbers are measured with the same code.</w:t>
+        <w:t xml:space="preserve">, against about 70 % on unseen sessions, so about 28 points of leakage remain visible between the two protocols even after the honest number has been raised (Figure 9.2). The project’s value is that both numbers are measured with the same code.</w:t>
       </w:r>
     </w:p>
     <w:p>
